--- a/doc/Final 2026/Anteproyecto - Proyecto I.docx
+++ b/doc/Final 2026/Anteproyecto - Proyecto I.docx
@@ -262,7 +262,7 @@
           <w:szCs w:val="36"/>
           <w:lang w:val="es-ES_tradnl"/>
         </w:rPr>
-        <w:t>Sole Sistema Gestion Empresarial</w:t>
+        <w:t>Sole – Sistema de Gestión Empresarial</w:t>
       </w:r>
     </w:p>
     <w:p>
@@ -533,7 +533,7 @@
           <w:szCs w:val="36"/>
           <w:lang w:val="es-ES_tradnl"/>
         </w:rPr>
-        <w:t>Asuncion</w:t>
+        <w:t>Asunción</w:t>
       </w:r>
     </w:p>
     <w:p>
@@ -627,7 +627,7 @@
           <w:szCs w:val="36"/>
           <w:lang w:val="es-ES_tradnl"/>
         </w:rPr>
-        <w:t>Agosto 2024</w:t>
+        <w:t>Enero 2026</w:t>
       </w:r>
     </w:p>
     <w:p>
@@ -1248,14 +1248,7 @@
           <w:rFonts w:cs="Arial" w:ascii="Arial" w:hAnsi="Arial"/>
           <w:lang w:val="es-ES_tradnl"/>
         </w:rPr>
-        <w:t xml:space="preserve">                </w:t>
-      </w:r>
-      <w:r>
-        <w:rPr>
-          <w:rFonts w:cs="Arial" w:ascii="Arial" w:hAnsi="Arial"/>
-          <w:lang w:val="es-ES_tradnl"/>
-        </w:rPr>
-        <w:t>2.1</w:t>
+        <w:t xml:space="preserve">                2.1</w:t>
         <w:tab/>
         <w:t xml:space="preserve">                OBJETIVO GENERAL</w:t>
       </w:r>
@@ -1275,16 +1268,9 @@
           <w:rFonts w:cs="Arial" w:ascii="Arial" w:hAnsi="Arial"/>
           <w:lang w:val="es-ES_tradnl"/>
         </w:rPr>
-        <w:t xml:space="preserve">                </w:t>
-      </w:r>
-      <w:r>
-        <w:rPr>
-          <w:rFonts w:cs="Arial" w:ascii="Arial" w:hAnsi="Arial"/>
-          <w:lang w:val="es-ES_tradnl"/>
-        </w:rPr>
-        <w:t>2.2</w:t>
+        <w:t xml:space="preserve">                2.2</w:t>
         <w:tab/>
-        <w:t xml:space="preserve">                OBJETIVOS ESPECIFICOS</w:t>
+        <w:t xml:space="preserve">                OBJETIVOS ESPECÍFICOS</w:t>
       </w:r>
     </w:p>
     <w:p>
@@ -1526,7 +1512,7 @@
           <w:rFonts w:cs="Arial" w:ascii="Arial" w:hAnsi="Arial"/>
           <w:lang w:val="es-ES_tradnl"/>
         </w:rPr>
-        <w:t>8.1</w:t>
+        <w:t>7.1</w:t>
         <w:tab/>
         <w:t>REQUISITOS FUNCIONALES</w:t>
       </w:r>
@@ -1547,7 +1533,7 @@
           <w:rFonts w:cs="Arial" w:ascii="Arial" w:hAnsi="Arial"/>
           <w:lang w:val="es-ES_tradnl"/>
         </w:rPr>
-        <w:t>8.2</w:t>
+        <w:t>7.2</w:t>
         <w:tab/>
         <w:t>REQUISITOS NO FUNCIONALES</w:t>
       </w:r>
@@ -1568,7 +1554,7 @@
           <w:rFonts w:cs="Arial" w:ascii="Arial" w:hAnsi="Arial"/>
           <w:lang w:val="es-ES_tradnl"/>
         </w:rPr>
-        <w:t>8.3</w:t>
+        <w:t>7.3</w:t>
         <w:tab/>
         <w:t>DIAGRAMA DE CASOS DE USO DE ALTO NIVEL</w:t>
       </w:r>
@@ -1589,30 +1575,9 @@
           <w:rFonts w:cs="Arial" w:ascii="Arial" w:hAnsi="Arial"/>
           <w:lang w:val="es-ES_tradnl"/>
         </w:rPr>
-        <w:t>8.6</w:t>
+        <w:t>7.4</w:t>
         <w:tab/>
-        <w:t>ENTRADAS</w:t>
-      </w:r>
-    </w:p>
-    <w:p>
-      <w:pPr>
-        <w:pStyle w:val="Subtitle"/>
-        <w:spacing w:lineRule="auto" w:line="360"/>
-        <w:ind w:firstLine="708"/>
-        <w:jc w:val="left"/>
-        <w:rPr>
-          <w:rFonts w:ascii="Arial" w:hAnsi="Arial" w:cs="Arial"/>
-          <w:lang w:val="es-ES_tradnl"/>
-        </w:rPr>
-      </w:pPr>
-      <w:r>
-        <w:rPr>
-          <w:rFonts w:cs="Arial" w:ascii="Arial" w:hAnsi="Arial"/>
-          <w:lang w:val="es-ES_tradnl"/>
-        </w:rPr>
-        <w:t>8.7</w:t>
-        <w:tab/>
-        <w:t>SALIDAS</w:t>
+        <w:t>ENTRADAS Y SALIDAS</w:t>
       </w:r>
     </w:p>
     <w:p>
@@ -1701,7 +1666,7 @@
           <w:rFonts w:cs="Arial" w:ascii="Arial" w:hAnsi="Arial"/>
           <w:lang w:val="es-ES_tradnl"/>
         </w:rPr>
-        <w:t>10.1</w:t>
+        <w:t>9.1</w:t>
         <w:tab/>
         <w:t>HARDWARE</w:t>
       </w:r>
@@ -1722,7 +1687,7 @@
           <w:rFonts w:cs="Arial" w:ascii="Arial" w:hAnsi="Arial"/>
           <w:lang w:val="es-ES_tradnl"/>
         </w:rPr>
-        <w:t>10.2</w:t>
+        <w:t>9.2</w:t>
         <w:tab/>
         <w:t>SOFTWARE</w:t>
       </w:r>
@@ -1899,7 +1864,10 @@
         <w:t>Sole Informática ha identificado la necesidad de modernizar y optimizar estos procesos mediante la implementación de un sistema de gestión empresarial que permita automatizar la administración de sus operaciones y mejorar la eficiencia operativa. Además, el sistema facilitará la gestión de las compras de insumos con los proveedores, asegurando un flujo adecuado de stock.</w:t>
         <w:br/>
         <w:br/>
-        <w:t>Este proyecto tiene como objetivo desarrollar una solución integral que abarque la gestión de ventas, compras, inventarios, facturación, y la generación de reportes gerenciales para una toma de decisiones más efectiva.</w:t>
+        <w:t>Además de las ventas, las compras y el inventario, la operación diaria de Sole Informática abarca el manejo de caja (apertura, cierre y arqueo), la cobranza de ventas a crédito con planes de cuotas, las cuentas por cobrar y por pagar, y la emisión de documentos fiscales conforme a las exigencias de la Subsecretaría de Estado de Tributación (SET) del Paraguay. Todo esto requiere, además, un control de acceso por perfiles de usuario que garantice que cada empleado solo pueda operar las funciones propias de su rol.</w:t>
+        <w:br/>
+        <w:br/>
+        <w:t>Este proyecto tiene como objetivo desarrollar una solución integral que abarque la gestión de ventas, compras, inventarios, facturación, caja y cobranzas, cuentas por cobrar y por pagar, documentos fiscales y la generación de reportes gerenciales, con un esquema de seguridad basado en roles, para una toma de decisiones más efectiva.</w:t>
       </w:r>
     </w:p>
     <w:p>
@@ -2050,7 +2018,19 @@
         <w:t>Mejorar la gestión de compras: Implementar un módulo que facilite la planificación y gestión de las compras de insumos, optimizando la relación con proveedores y asegurando la disponibilidad de productos.</w:t>
         <w:br/>
         <w:br/>
-        <w:t>Generar reportes gerenciales: Proporcionar herramientas de reporte que ofrezcan información precisa y en tiempo real, apoyando la toma de decisiones estratégicas en la empresa.</w:t>
+        <w:t>Automatizar la caja y las cobranzas: Implementar el manejo de caja con apertura, cierre y arqueo, y la cobranza de ventas a crédito mediante planes de cuotas con emisión de recibos.</w:t>
+        <w:br/>
+        <w:br/>
+        <w:t>Controlar las cuentas por cobrar y por pagar: Registrar y dar seguimiento a la deuda de clientes (cuotas y saldos) y a la deuda con proveedores, gestionando las órdenes de pago correspondientes.</w:t>
+        <w:br/>
+        <w:br/>
+        <w:t>Cumplir con la normativa fiscal: Emitir comprobantes (facturas, notas de crédito y recibos) sobre talonarios timbrados con numeración por establecimiento y punto de expedición, generando su representación gráfica conforme al estándar de la SET.</w:t>
+        <w:br/>
+        <w:br/>
+        <w:t>Garantizar la seguridad de acceso: Administrar usuarios, roles y privilegios, de modo que cada empleado acceda únicamente a las funciones habilitadas para su perfil.</w:t>
+        <w:br/>
+        <w:br/>
+        <w:t>Generar reportes gerenciales: Proporcionar tableros e informes de ventas, cobranzas, inventario y compras, con metas y datos en tiempo real, apoyando la toma de decisiones estratégicas en la empresa.</w:t>
       </w:r>
     </w:p>
     <w:p>
@@ -2630,7 +2610,19 @@
         <w:br/>
         <w:t>Situación Esperada: El sistema proporcionará herramientas avanzadas para la generación de reportes gerenciales automatizados. Estos reportes ofrecerán una visión integral del desempeño de la empresa, permitiendo una toma de decisiones más informada y una planificación estratégica más efectiva. Los reportes serán personalizables y podrán ser generados en tiempo real.</w:t>
         <w:br/>
-        <w:t>5.5. Mejora en la Toma de Decisiones:</w:t>
+        <w:t>5.5. Cumplimiento Fiscal y Control de Caja:</w:t>
+        <w:br/>
+        <w:br/>
+        <w:t>Situación Esperada: El sistema emitirá los comprobantes sobre talonarios timbrados y controlará la caja con apertura, cierre y arqueo, reduciendo los errores y garantizando la trazabilidad exigida por la normativa tributaria.</w:t>
+        <w:br/>
+        <w:br/>
+        <w:t>5.6. Seguridad y Control de Acceso:</w:t>
+        <w:br/>
+        <w:br/>
+        <w:t>Situación Esperada: Cada empleado accederá únicamente a las funciones propias de su rol mediante un esquema de usuarios, roles y privilegios, protegiendo la información y las operaciones sensibles del negocio.</w:t>
+        <w:br/>
+        <w:br/>
+        <w:t>5.7. Mejora en la Toma de Decisiones:</w:t>
         <w:br/>
         <w:br/>
         <w:t>Situación Esperada: Con acceso a datos precisos y actualizados, y reportes detallados, la dirección de Sole Informática podrá tomar decisiones más informadas y fundamentadas. La integración de toda la información en un solo sistema permitirá una evaluación más rápida de la situación operativa y financiera de la empresa.</w:t>
@@ -2736,25 +2728,45 @@
         <w:t>La solución propuesta consiste en el desarrollo e implementación de un sistema de gestión empresarial integral diseñado para abordar las deficiencias actuales y optimizar los procesos operativos de Sole Informática. El sistema incluirá las siguientes características y módulos clave:</w:t>
         <w:br/>
         <w:br/>
-        <w:t>6.1. Módulo de Gestión de Inventarios:</w:t>
-        <w:br/>
-        <w:br/>
-        <w:t>Descripción: Este módulo permitirá la gestión automatizada de inventarios, con funcionalidades para el seguimiento en tiempo real de las existencias, la actualización automática del stock y la generación de alertas para reabastecimientos. La integración con las ventas y compras garantizará una visión precisa del inventario en todo momento.</w:t>
-        <w:br/>
-        <w:t>6.2. Módulo de Facturación:</w:t>
-        <w:br/>
-        <w:br/>
-        <w:t>Descripción: El módulo de facturación automatizará el proceso de emisión de facturas, reduciendo errores y mejorando la eficiencia. Permitirá la generación de facturas en tiempo real, el registro automático de pagos y la conciliación con la contabilidad. También ofrecerá la opción de emitir recibos y notas de crédito o débito según sea necesario.</w:t>
-        <w:br/>
-        <w:t>6.3. Módulo de Ventas y Compras:</w:t>
-        <w:br/>
-        <w:br/>
-        <w:t>Descripción: Este módulo integrará la gestión de ventas y compras, facilitando el seguimiento de órdenes, la administración de clientes y proveedores, y la generación de reportes relacionados. Proporcionará herramientas para la planificación de compras basadas en el historial de ventas y la demanda prevista, optimizando la gestión de proveedores y la adquisición de insumos.</w:t>
-        <w:br/>
-        <w:t>6.4. Módulo de Reportes Gerenciales:</w:t>
-        <w:br/>
-        <w:br/>
-        <w:t>Descripción: El sistema incluirá un módulo de reportes que permitirá la generación de reportes personalizados y detallados sobre ventas, inventarios, facturación y otras métricas clave. Los reportes serán accesibles en tiempo real y estarán diseñados para proporcionar una visión integral del desempeño de la empresa, facilitando la toma de decisiones estratégicas.</w:t>
+        <w:t>6.1. Módulo de Ventas (Presupuestos y Pedidos):</w:t>
+        <w:br/>
+        <w:br/>
+        <w:t>Descripción: Este módulo permitirá registrar presupuestos o pedidos de clientes mayoristas y minoristas, con reserva del stock comprometido, un flujo de aprobación a cargo del vendedor o del supervisor y una fecha de vencimiento parametrizable. El presupuesto aprobado será la base para la facturación posterior, evitando la doble carga de datos y asegurando la disponibilidad de los productos ofertados.</w:t>
+        <w:br/>
+        <w:t>6.2. Módulo de Facturación y Caja:</w:t>
+        <w:br/>
+        <w:br/>
+        <w:t>Descripción: El módulo automatizará la emisión de facturas al contado y a crédito, con descuento automático del stock y validación del talonario vigente. Incorporará el manejo de caja con apertura, cierre y arqueo mediante conteo declarado, admitiendo una única caja abierta por empleado. También permitirá la anulación de facturas dentro del plazo reglamentario.</w:t>
+        <w:br/>
+        <w:t>6.3. Módulo de Cobranzas y Cuentas por Cobrar:</w:t>
+        <w:br/>
+        <w:br/>
+        <w:t>Descripción: Para las ventas a crédito, el sistema generará las cuentas por cobrar con su plan de cuotas y el interés de financiación correspondiente. Permitirá cobrar las cuotas emitiendo el recibo respectivo, y llevará el control de saldos y vencimientos por cliente.</w:t>
+        <w:br/>
+        <w:t>6.4. Módulo de Compras y Cuentas por Pagar:</w:t>
+        <w:br/>
+        <w:br/>
+        <w:t>Descripción: Este módulo gestionará las órdenes de compra, su recepción con la consiguiente entrada de mercadería al inventario y el registro de las facturas de proveedor. La deuda con proveedores se controlará mediante cuentas por pagar, y su cancelación se realizará a través de órdenes de pago con generación y confirmación en dos pasos.</w:t>
+        <w:br/>
+        <w:t>6.5. Módulo de Inventario:</w:t>
+        <w:br/>
+        <w:br/>
+        <w:t>Descripción: El sistema controlará las existencias en tiempo real, actualizando el stock a partir de las ventas, compras y ajustes, y registrando el historial de movimientos. Incluirá la realización de inventarios físicos con un flujo de conteo, envío y aprobación que ajusta las existencias, además de alertas para niveles bajos de stock.</w:t>
+        <w:br/>
+        <w:t>6.6. Módulo de Documentos Fiscales (Talonarios y KuDE):</w:t>
+        <w:br/>
+        <w:br/>
+        <w:t>Descripción: El sistema administrará los talonarios timbrados con numeración por establecimiento y punto de expedición conforme a las exigencias de la SET, y generará la representación gráfica (KuDE) de facturas, recibos y notas de crédito. Contemplará la emisión de notas de crédito de venta y de compra como camino formal para revertir o ajustar comprobantes.</w:t>
+        <w:br/>
+        <w:t>6.7. Módulo de Reportes Gerenciales:</w:t>
+        <w:br/>
+        <w:br/>
+        <w:t>Descripción: El sistema ofrecerá tableros e informes imprimibles para las áreas de ventas, cobranzas, inventario y compras, con indicadores clave, comparación contra metas y datos en tiempo real, brindando a la gerencia una visión integral del desempeño de la empresa para la toma de decisiones estratégicas.</w:t>
+        <w:br/>
+        <w:t>6.8. Módulo de Seguridad:</w:t>
+        <w:br/>
+        <w:br/>
+        <w:t>Descripción: El sistema administrará usuarios, roles y privilegios, con autenticación e inicio de sesión protegido por bloqueo tras intentos fallidos, de modo que cada empleado acceda únicamente a las funciones habilitadas para su perfil.</w:t>
       </w:r>
     </w:p>
     <w:p>
@@ -2860,37 +2872,65 @@
         <w:t>7.1. Requisitos Funcionales:</w:t>
         <w:br/>
         <w:br/>
-        <w:t>- Gestión de Inventarios:</w:t>
-        <w:br/>
-        <w:t>Registro y seguimiento de productos en inventario.</w:t>
-        <w:br/>
-        <w:t>Actualización automática del stock basado en ventas y compras.</w:t>
-        <w:br/>
-        <w:t>Generación de alertas para niveles bajos de inventario y reabastecimientos.</w:t>
-        <w:br/>
-        <w:t>- Facturación:</w:t>
-        <w:br/>
-        <w:t>Generación automatizada de facturas y recibos.</w:t>
-        <w:br/>
-        <w:t>Registro de pagos y conciliación con la contabilidad.</w:t>
-        <w:br/>
-        <w:t>Emisión de notas de crédito y débito.</w:t>
-        <w:br/>
-        <w:t>- Ventas y Compras:</w:t>
-        <w:br/>
-        <w:t>Gestión y seguimiento de órdenes de venta y compra.</w:t>
-        <w:br/>
-        <w:t>Administración de clientes y proveedores.</w:t>
-        <w:br/>
-        <w:t>Generación de reportes de ventas y compras.</w:t>
+        <w:t>- Ventas (Presupuestos y Pedidos):</w:t>
+        <w:br/>
+        <w:t>Registrar presupuestos y pedidos de clientes con reserva del stock ofertado.</w:t>
+        <w:br/>
+        <w:t>Aprobar o rechazar los presupuestos y controlar su vencimiento.</w:t>
+        <w:br/>
+        <w:t>Administrar los clientes (mayoristas y minoristas).</w:t>
+        <w:br/>
+        <w:t>- Facturación y Caja:</w:t>
+        <w:br/>
+        <w:t>Emitir facturas al contado y a crédito a partir de un presupuesto aprobado, con descuento automático del stock.</w:t>
+        <w:br/>
+        <w:t>Abrir, cerrar y arquear la caja con conteo declarado, admitiendo una única caja abierta por empleado.</w:t>
+        <w:br/>
+        <w:t>Anular facturas dentro del plazo reglamentario.</w:t>
+        <w:br/>
+        <w:t>- Cobranzas y Cuentas por Cobrar:</w:t>
+        <w:br/>
+        <w:t>Generar el plan de cuotas y el interés de financiación de las ventas a crédito.</w:t>
+        <w:br/>
+        <w:t>Cobrar cuotas emitiendo el recibo correspondiente.</w:t>
+        <w:br/>
+        <w:t>Controlar saldos y vencimientos por cliente.</w:t>
+        <w:br/>
+        <w:t>- Compras y Cuentas por Pagar:</w:t>
+        <w:br/>
+        <w:t>Registrar órdenes de compra y su recepción con entrada de mercadería al inventario.</w:t>
+        <w:br/>
+        <w:t>Registrar facturas de proveedor y la deuda asociada (cuentas por pagar).</w:t>
+        <w:br/>
+        <w:t>Generar y confirmar órdenes de pago a proveedores. Administrar los proveedores.</w:t>
+        <w:br/>
+        <w:t>- Inventario:</w:t>
+        <w:br/>
+        <w:t>Consultar existencias e historial de movimientos de stock.</w:t>
+        <w:br/>
+        <w:t>Realizar inventarios físicos con conteo, aprobación y ajuste de existencias.</w:t>
+        <w:br/>
+        <w:t>Generar alertas para niveles bajos de inventario.</w:t>
+        <w:br/>
+        <w:t>- Documentos Fiscales (Talonarios y Notas de Crédito):</w:t>
+        <w:br/>
+        <w:t>Administrar talonarios timbrados con numeración por establecimiento y punto de expedición.</w:t>
+        <w:br/>
+        <w:t>Generar la representación gráfica (KuDE) de facturas, recibos y notas de crédito.</w:t>
+        <w:br/>
+        <w:t>Emitir notas de crédito de venta y de compra.</w:t>
         <w:br/>
         <w:t>- Reportes Gerenciales:</w:t>
         <w:br/>
-        <w:t>Generación de reportes personalizados sobre ventas, inventarios, y facturación.</w:t>
-        <w:br/>
-        <w:t>Acceso a reportes en tiempo real.</w:t>
-        <w:br/>
-        <w:t>Análisis de datos para la toma de decisiones estratégicas.</w:t>
+        <w:t>Generar tableros e informes de ventas, cobranzas, inventario y compras.</w:t>
+        <w:br/>
+        <w:t>Comparar los resultados contra metas y acceder a la información en tiempo real.</w:t>
+        <w:br/>
+        <w:t>- Seguridad:</w:t>
+        <w:br/>
+        <w:t>Administrar usuarios, roles y privilegios.</w:t>
+        <w:br/>
+        <w:t>Autenticar el acceso con bloqueo tras intentos fallidos y restringir las funciones según el rol.</w:t>
         <w:br/>
       </w:r>
     </w:p>
@@ -2933,15 +2973,21 @@
         <w:br/>
         <w:t>Seguridad:</w:t>
         <w:br/>
-        <w:t>Protección de datos mediante autenticación y autorización de usuarios.</w:t>
-        <w:br/>
-        <w:t>Encriptación de datos sensibles.</w:t>
-        <w:br/>
-        <w:t>Rendimiento:</w:t>
+        <w:t>Protección de datos mediante autenticación y autorización de usuarios basada en roles y privilegios.</w:t>
+        <w:br/>
+        <w:t>Almacenamiento seguro de las contraseñas y bloqueo del acceso tras varios intentos fallidos.</w:t>
+        <w:br/>
+        <w:t>Cumplimiento Fiscal:</w:t>
+        <w:br/>
+        <w:t>Emisión de comprobantes sobre talonarios timbrados, con numeración por establecimiento y punto de expedición conforme a la normativa de la SET.</w:t>
+        <w:br/>
+        <w:t>Auditoría y trazabilidad de las operaciones (usuario y fecha) para el control de caja y de los documentos emitidos.</w:t>
+        <w:br/>
+        <w:t>Rendimiento y Disponibilidad:</w:t>
         <w:br/>
         <w:t>El sistema debe manejar un alto volumen de transacciones con tiempos de respuesta aceptables.</w:t>
         <w:br/>
-        <w:t>Debe ser escalable para soportar el crecimiento de la empresa.</w:t>
+        <w:t>Debe ser escalable y estar disponible en la nube para soportar el crecimiento de la empresa.</w:t>
         <w:br/>
         <w:t>Usabilidad:</w:t>
         <w:br/>
@@ -2987,7 +3033,7 @@
         <w:t>7.3. Diagrama de Casos de Uso:</w:t>
         <w:br/>
         <w:br/>
-        <w:t>Descripción: El diagrama de casos de uso representará las interacciones entre los actores (usuarios, sistemas externos) y el sistema propuesto. Incluirá casos de uso para cada uno de los módulos: gestión de inventarios, facturación, ventas y compras, y reportes gerenciales.</w:t>
+        <w:t>Descripción: El diagrama de casos de uso representará las interacciones entre los actores y el sistema propuesto. Incluirá casos de uso para cada uno de los módulos: ventas, facturación y caja, cobranzas, compras y cuentas por pagar, inventario, documentos fiscales, reportes gerenciales y seguridad.</w:t>
         <w:br/>
       </w:r>
     </w:p>
@@ -3028,13 +3074,19 @@
         <w:t>Actores Principales:</w:t>
         <w:br/>
         <w:br/>
-        <w:t>Usuario Administrador</w:t>
-        <w:br/>
-        <w:t>Usuario de Ventas</w:t>
-        <w:br/>
-        <w:t>Usuario de Compras</w:t>
-        <w:br/>
-        <w:t>Usuario de Reportes (Gerente)</w:t>
+        <w:t>Vendedor</w:t>
+        <w:br/>
+        <w:t>Cajero</w:t>
+        <w:br/>
+        <w:t>Supervisor</w:t>
+        <w:br/>
+        <w:t>Comprador</w:t>
+        <w:br/>
+        <w:t>Encargado de Depósito</w:t>
+        <w:br/>
+        <w:t>Gerente</w:t>
+        <w:br/>
+        <w:t>Administrador</w:t>
         <w:br/>
       </w:r>
     </w:p>
@@ -3074,7 +3126,7 @@
         </w:rPr>
         <w:t>Casos de Uso Principales:</w:t>
         <w:br/>
-        <w:t>- Registrar Producto</w:t>
+        <w:t>- Crear presupuesto / pedido (Vendedor)</w:t>
       </w:r>
     </w:p>
     <w:p>
@@ -3112,23 +3164,35 @@
           <w:szCs w:val="22"/>
           <w:lang w:val="es-ES_tradnl"/>
         </w:rPr>
-        <w:t>- Registrar Cliente</w:t>
-        <w:br/>
-        <w:t>- Registrar proveedor</w:t>
-        <w:br/>
-        <w:t>- Actualizar Inventario</w:t>
-        <w:br/>
-        <w:t>- Generar Factura</w:t>
-        <w:br/>
-        <w:t>- Registrar Pago</w:t>
-        <w:br/>
-        <w:t>- Crear Orden de Venta</w:t>
-        <w:br/>
-        <w:t>- Crear Orden de Compra</w:t>
-        <w:br/>
-        <w:t>- Generar Reporte de Ventas</w:t>
-        <w:br/>
-        <w:t>- Generar Reporte de Inventarios</w:t>
+        <w:t>- Aprobar presupuesto (Supervisor / Vendedor)</w:t>
+        <w:br/>
+        <w:t>- Facturar al contado (Cajero)</w:t>
+        <w:br/>
+        <w:t>- Facturar a crédito (Cajero)</w:t>
+        <w:br/>
+        <w:t>- Abrir caja / Cerrar y arquear caja (Cajero)</w:t>
+        <w:br/>
+        <w:t>- Cobrar cuota y emitir recibo (Cajero)</w:t>
+        <w:br/>
+        <w:t>- Anular factura / Emitir nota de crédito (Cajero / Supervisor)</w:t>
+        <w:br/>
+        <w:t>- Crear orden de compra (Comprador)</w:t>
+        <w:br/>
+        <w:t>- Recepcionar orden de compra (Encargado de Depósito)</w:t>
+        <w:br/>
+        <w:t>- Registrar factura de proveedor (Comprador)</w:t>
+        <w:br/>
+        <w:t>- Generar y confirmar orden de pago (Comprador / Supervisor)</w:t>
+        <w:br/>
+        <w:t>- Consultar existencias e historial de movimientos (Encargado de Depósito)</w:t>
+        <w:br/>
+        <w:t>- Realizar y aprobar inventario físico (Encargado de Depósito / Supervisor)</w:t>
+        <w:br/>
+        <w:t>- Administrar talonarios (Administrador)</w:t>
+        <w:br/>
+        <w:t>- Ver tableros y generar informes gerenciales (Gerente)</w:t>
+        <w:br/>
+        <w:t>- Administrar usuarios, roles y privilegios (Administrador)</w:t>
       </w:r>
     </w:p>
     <w:p>
@@ -3206,22 +3270,26 @@
         <w:br/>
         <w:t>- Entradas:</w:t>
         <w:br/>
-        <w:t>Datos de productos (nombre, código, precio, cantidad).</w:t>
-        <w:br/>
-        <w:t>Información de ventas (detalles de productos, precios, cantidades).</w:t>
-        <w:br/>
-        <w:t>Información de compras (detalles de proveedores, productos, cantidades).</w:t>
-        <w:br/>
-        <w:t>Datos de clientes y proveedores.</w:t>
+        <w:t>Datos de productos, clientes y proveedores.</w:t>
+        <w:br/>
+        <w:t>Presupuestos, facturas y sus detalles (productos, precios, cantidades, forma de pago).</w:t>
+        <w:br/>
+        <w:t>Cobros de cuotas y movimientos de caja (conteo declarado del arqueo).</w:t>
+        <w:br/>
+        <w:t>Órdenes de compra, recepciones, facturas de proveedor y órdenes de pago.</w:t>
+        <w:br/>
+        <w:t>Conteos de inventario físico y datos de talonarios timbrados.</w:t>
         <w:br/>
         <w:br/>
         <w:t>- Salidas:</w:t>
         <w:br/>
-        <w:t>Facturas y recibos.</w:t>
-        <w:br/>
-        <w:t>Reportes de ventas, inventarios y facturación.</w:t>
-        <w:br/>
-        <w:t>Alertas de inventario bajo.</w:t>
+        <w:t>Facturas, recibos y notas de crédito (representación gráfica KuDE).</w:t>
+        <w:br/>
+        <w:t>Comprobantes internos: arqueo de caja y órdenes de pago.</w:t>
+        <w:br/>
+        <w:t>Tableros e informes gerenciales de ventas, cobranzas, inventario y compras.</w:t>
+        <w:br/>
+        <w:t>Alertas de inventario bajo y estados de cuenta de clientes y proveedores.</w:t>
       </w:r>
     </w:p>
     <w:p>
@@ -3292,32 +3360,14 @@
           <w:szCs w:val="22"/>
           <w:lang w:val="es-ES_tradnl"/>
         </w:rPr>
-        <w:t>8.1. Productos:</w:t>
-        <w:br/>
-        <w:br/>
-        <w:t>Descripción: Información sobre los productos disponibles en el inventario.</w:t>
-        <w:br/>
-        <w:t>Atributos:</w:t>
-        <w:br/>
-        <w:t>ID Producto: Identificador único del producto (clave primaria).</w:t>
-        <w:br/>
-        <w:t>Nombre: Nombre del producto.</w:t>
-        <w:br/>
-        <w:t>Código: Código de referencia o SKU del producto.</w:t>
-        <w:br/>
-        <w:t>Descripción: Descripción detallada del producto.</w:t>
-        <w:br/>
-        <w:t>Precio: Precio de venta del producto.</w:t>
-        <w:br/>
-        <w:t>Costo: Costo de adquisición del producto.</w:t>
-        <w:br/>
-        <w:t>Cantidad en Stock: Cantidad actual disponible en inventario.</w:t>
-        <w:br/>
-        <w:t>Categoría: Clasificación del producto (por ejemplo, tecnología, accesorios).</w:t>
-        <w:br/>
-        <w:t>Fecha de Ingreso: Fecha en la que el producto fue registrado en el inventario.</w:t>
-        <w:br/>
-        <w:t>Palabras Clave: Inventario, SKU, clasificación, precio de venta, costo.</w:t>
+        <w:t>8.1. Productos y Existencias:</w:t>
+        <w:br/>
+        <w:br/>
+        <w:t>Descripción: Catálogo de productos y su stock disponible por sucursal, junto con el historial de movimientos y los conteos de inventario físico que ajustan las existencias.</w:t>
+        <w:br/>
+        <w:t>Atributos clave: código, nombre, categoría, marca, precio de venta, tipo de IVA, cantidad en stock, stock mínimo y máximo.</w:t>
+        <w:br/>
+        <w:t>Tablas: PRODUCTOS, STOCK_PRODUCTO, MOVIMIENTOS_STOCK, INVENTARIO, INVENTARIO_DETALLE.</w:t>
         <w:br/>
       </w:r>
     </w:p>
@@ -3355,30 +3405,14 @@
           <w:szCs w:val="22"/>
           <w:lang w:val="es-ES_tradnl"/>
         </w:rPr>
-        <w:t>8.2. Clientes:</w:t>
-        <w:br/>
-        <w:br/>
-        <w:t>Descripción: Información sobre los clientes que realizan compras.</w:t>
-        <w:br/>
-        <w:t>Atributos:</w:t>
-        <w:br/>
-        <w:t>ID Cliente: Identificador único del cliente (clave primaria).</w:t>
-        <w:br/>
-        <w:t>Nombre: Nombre completo del cliente.</w:t>
-        <w:br/>
-        <w:t>Dirección: Dirección de contacto del cliente.</w:t>
-        <w:br/>
-        <w:t>Teléfono: Número de teléfono del cliente.</w:t>
-        <w:br/>
-        <w:t>Correo Electrónico: Dirección de correo electrónico del cliente.</w:t>
-        <w:br/>
-        <w:t>Historial de Compras: Registro de compras realizadas por el cliente (referencia a transacciones de ventas).</w:t>
-        <w:br/>
-        <w:t>Tipo de Cliente: Clasificación del cliente (mayorista, minorista).</w:t>
-        <w:br/>
-        <w:t>Fecha de Registro: Fecha en la que el cliente fue registrado en el sistema.</w:t>
-        <w:br/>
-        <w:t>Palabras Clave: Información de contacto, historial de compras, clasificación de clientes.</w:t>
+        <w:t>8.2. Clientes y Proveedores (Personas):</w:t>
+        <w:br/>
+        <w:br/>
+        <w:t>Descripción: Datos de las personas físicas o jurídicas con las que opera la empresa, tanto clientes (mayoristas y minoristas) como proveedores de mercadería.</w:t>
+        <w:br/>
+        <w:t>Atributos clave: razón social o nombre, documento (RUC/CI), dirección, teléfono, correo electrónico, tipo (cliente/proveedor) y plazo de pago del proveedor.</w:t>
+        <w:br/>
+        <w:t>Tablas: PERSONAS, CLIENTES, PROVEEDORES.</w:t>
         <w:br/>
       </w:r>
     </w:p>
@@ -3416,30 +3450,14 @@
           <w:szCs w:val="22"/>
           <w:lang w:val="es-ES_tradnl"/>
         </w:rPr>
-        <w:t>8.3. Proveedores:</w:t>
-        <w:br/>
-        <w:br/>
-        <w:t>Descripción: Información sobre los proveedores que suministran insumos.</w:t>
-        <w:br/>
-        <w:t>Atributos:</w:t>
-        <w:br/>
-        <w:t>ID Proveedor: Identificador único del proveedor (clave primaria).</w:t>
-        <w:br/>
-        <w:t>Nombre: Nombre del proveedor.</w:t>
-        <w:br/>
-        <w:t>Dirección: Dirección de contacto del proveedor.</w:t>
-        <w:br/>
-        <w:t>Teléfono: Número de teléfono del proveedor.</w:t>
-        <w:br/>
-        <w:t>Correo Electrónico: Dirección de correo electrónico del proveedor.</w:t>
-        <w:br/>
-        <w:t>Historial de Compras: Registro de compras realizadas al proveedor (referencia a transacciones de compra).</w:t>
-        <w:br/>
-        <w:t>Tipo de Proveedor: Clasificación del proveedor (local, internacional).</w:t>
-        <w:br/>
-        <w:t>Fecha de Registro: Fecha en la que el proveedor fue registrado en el sistema.</w:t>
-        <w:br/>
-        <w:t>Palabras Clave: Información de contacto, historial de compras, clasificación de proveedores.</w:t>
+        <w:t>8.3. Presupuestos y Pedidos (Órdenes de Venta):</w:t>
+        <w:br/>
+        <w:br/>
+        <w:t>Descripción: Ofertas de venta a clientes con la mercadería reservada, su estado de aprobación y su fecha de vencimiento. Constituyen la base para la facturación posterior.</w:t>
+        <w:br/>
+        <w:t>Atributos clave: número, fecha, cliente, vendedor, estado (pendiente, aprobado, facturado, vencido o anulado), total y detalle de productos con cantidad y precio.</w:t>
+        <w:br/>
+        <w:t>Tablas: ORDENES_VENTA, DETALLE_ORDEN, RESERVAS_PRODUCTO.</w:t>
         <w:br/>
       </w:r>
     </w:p>
@@ -3477,32 +3495,14 @@
           <w:szCs w:val="22"/>
           <w:lang w:val="es-ES_tradnl"/>
         </w:rPr>
-        <w:t>8.4. Ventas:</w:t>
-        <w:br/>
-        <w:br/>
-        <w:t>Descripción: Información relacionada con las transacciones de venta.</w:t>
-        <w:br/>
-        <w:t>Atributos:</w:t>
-        <w:br/>
-        <w:t>ID Venta: Identificador único de la venta (clave primaria).</w:t>
-        <w:br/>
-        <w:t>Fecha de Venta: Fecha en la que se realizó la venta.</w:t>
-        <w:br/>
-        <w:t>ID Cliente: Identificador del cliente que realizó la compra (clave foránea).</w:t>
-        <w:br/>
-        <w:t>ID Producto: Identificador del producto vendido (clave foránea).</w:t>
-        <w:br/>
-        <w:t>Cantidad Vendida: Cantidad de productos vendidos.</w:t>
-        <w:br/>
-        <w:t>Precio Unitario: Precio del producto en el momento de la venta.</w:t>
-        <w:br/>
-        <w:t>Total Venta: Monto total de la venta.</w:t>
-        <w:br/>
-        <w:t>Método de Pago: Forma en la que se realizó el pago (efectivo, tarjeta de crédito, transferencia).</w:t>
-        <w:br/>
-        <w:t>Estado de la Venta: Estado actual de la venta (completada, pendiente, cancelada).</w:t>
-        <w:br/>
-        <w:t>Palabras Clave: Transacciones, método de pago, estado de venta, monto total.</w:t>
+        <w:t>8.4. Comprobantes (Facturas y Notas de Crédito):</w:t>
+        <w:br/>
+        <w:br/>
+        <w:t>Descripción: Documentos fiscales emitidos a los clientes. Registran la venta al contado o a crédito y las notas de crédito que la ajustan o revierten. Se numeran sobre talonarios timbrados.</w:t>
+        <w:br/>
+        <w:t>Atributos clave: tipo (factura o nota de crédito), número, fecha de emisión, cliente, orden de venta origen, forma de pago, totales por tasa de IVA, interés de financiación y estado (activa o anulada).</w:t>
+        <w:br/>
+        <w:t>Tablas: COMPROBANTES, DETALLE_COMPROBANTE, MOTIVOS_NOTA_CREDITO.</w:t>
         <w:br/>
       </w:r>
     </w:p>
@@ -3540,30 +3540,14 @@
           <w:szCs w:val="22"/>
           <w:lang w:val="es-ES_tradnl"/>
         </w:rPr>
-        <w:t>8.5. Compras:</w:t>
-        <w:br/>
-        <w:br/>
-        <w:t>Descripción: Información relacionada con las transacciones de compra de insumos.</w:t>
-        <w:br/>
-        <w:t>Atributos:</w:t>
-        <w:br/>
-        <w:t>ID Compra: Identificador único de la compra (clave primaria).</w:t>
-        <w:br/>
-        <w:t>Fecha de Compra: Fecha en la que se realizó la compra.</w:t>
-        <w:br/>
-        <w:t>ID Proveedor: Identificador del proveedor de los insumos (clave foránea).</w:t>
-        <w:br/>
-        <w:t>ID Producto: Identificador del producto comprado (clave foránea).</w:t>
-        <w:br/>
-        <w:t>Cantidad Comprada: Cantidad de productos comprados.</w:t>
-        <w:br/>
-        <w:t>Precio Unitario: Precio del producto en el momento de la compra.</w:t>
-        <w:br/>
-        <w:t>Total Compra: Monto total de la compra.</w:t>
-        <w:br/>
-        <w:t>Estado de la Compra: Estado actual de la compra (confirmada, en tránsito, recibida).</w:t>
-        <w:br/>
-        <w:t>Palabras Clave: Transacciones, monto total, estado de compra, adquisición.</w:t>
+        <w:t>8.5. Caja y Cobranzas (Movimientos de Caja):</w:t>
+        <w:br/>
+        <w:br/>
+        <w:t>Descripción: Registro de la apertura, los movimientos (cobros y egresos) y el cierre con arqueo de cada caja, así como los recibos emitidos al cobrar las cuotas de las ventas a crédito.</w:t>
+        <w:br/>
+        <w:t>Atributos clave: caja, cajero, tipo de movimiento, fecha, importe, método de pago, número de recibo, estado de la caja (abierta o cerrada) y monto declarado del arqueo.</w:t>
+        <w:br/>
+        <w:t>Tablas: CAJAS, CAJA_CONF, MOVIMIENTOS_CAJA, DETALLE_MOVIMIENTO_CAJA, CAJA_MONEDAS.</w:t>
         <w:br/>
       </w:r>
     </w:p>
@@ -3601,28 +3585,14 @@
           <w:szCs w:val="22"/>
           <w:lang w:val="es-ES_tradnl"/>
         </w:rPr>
-        <w:t>8.6. Facturación:</w:t>
-        <w:br/>
-        <w:br/>
-        <w:t>Descripción: Información relacionada con la facturación de las ventas.</w:t>
-        <w:br/>
-        <w:t>Atributos:</w:t>
-        <w:br/>
-        <w:t>ID Factura: Identificador único de la factura (clave primaria).</w:t>
-        <w:br/>
-        <w:t>Fecha de Factura: Fecha en la que se emitió la factura.</w:t>
-        <w:br/>
-        <w:t>ID Venta: Identificador de la venta relacionada con la factura (clave foránea).</w:t>
-        <w:br/>
-        <w:t>ID Cliente: Identificador del cliente a quien se le emitió la factura (clave foránea).</w:t>
-        <w:br/>
-        <w:t>Monto Total: Monto total facturado.</w:t>
-        <w:br/>
-        <w:t>Fecha de Pago: Fecha en la que se realizó el pago (si aplica).</w:t>
-        <w:br/>
-        <w:t>Estado de Factura: Estado actual de la factura (pagada, pendiente, vencida).</w:t>
-        <w:br/>
-        <w:t>Palabras Clave: Facturación, monto total, estado de factura, pago.</w:t>
+        <w:t>8.6. Cuentas por Cobrar (Crédito y Cuotas):</w:t>
+        <w:br/>
+        <w:br/>
+        <w:t>Descripción: Deuda de los clientes originada en las ventas a crédito, con su plan de cuotas, vencimientos e interés de financiación. Se reduce a medida que se cobran las cuotas.</w:t>
+        <w:br/>
+        <w:t>Atributos clave: comprobante de origen, cliente, saldo, estado (vigente, parcial o pagada) y, por cada cuota, número, fecha de vencimiento, importe y saldo.</w:t>
+        <w:br/>
+        <w:t>Tablas: CUENTAS_COBRAR, CUENTAS_COBRAR_DET.</w:t>
         <w:br/>
       </w:r>
     </w:p>
@@ -3660,24 +3630,14 @@
           <w:szCs w:val="22"/>
           <w:lang w:val="es-ES_tradnl"/>
         </w:rPr>
-        <w:t>8.7. Reportes:</w:t>
-        <w:br/>
-        <w:br/>
-        <w:t>Descripción: Datos generados para análisis y toma de decisiones.</w:t>
-        <w:br/>
-        <w:t>Atributos:</w:t>
-        <w:br/>
-        <w:t>ID Reporte: Identificador único del reporte (clave primaria).</w:t>
-        <w:br/>
-        <w:t>Tipo de Reporte: Tipo de reporte generado (ventas, inventarios, facturación).</w:t>
-        <w:br/>
-        <w:t>Fecha de Generación: Fecha en la que se generó el reporte.</w:t>
-        <w:br/>
-        <w:t>Datos Incluidos: Información y métricas incluidas en el reporte.</w:t>
-        <w:br/>
-        <w:t>Periodo de Reporte: Rango de fechas cubierto por el reporte.</w:t>
-        <w:br/>
-        <w:t>Palabras Clave: Análisis, métricas, generación de reportes, periodos.</w:t>
+        <w:t>8.7. Compras y Cuentas por Pagar:</w:t>
+        <w:br/>
+        <w:br/>
+        <w:t>Descripción: Ciclo de compras a proveedores: órdenes de compra, su recepción, las facturas de proveedor y la deuda resultante (cuentas por pagar), que se cancela mediante órdenes de pago.</w:t>
+        <w:br/>
+        <w:t>Atributos clave: número de orden o comprobante, proveedor, fecha, estado, forma de pago, vencimiento, total y detalle de productos; para la orden de pago, importe pagado y método.</w:t>
+        <w:br/>
+        <w:t>Tablas: ORDENES_COMPRA, DETALLE_ORDEN_COMPRA, COMPROBANTES_PROVEEDOR, DETALLE_COMPROBANTE_PROV, CUENTAS_PAGAR, ORDENES_PAGO, ORDEN_PAGO_DET.</w:t>
         <w:br/>
       </w:r>
     </w:p>
@@ -3715,26 +3675,24 @@
           <w:szCs w:val="22"/>
           <w:lang w:val="es-ES_tradnl"/>
         </w:rPr>
-        <w:t>8.8. Usuarios:</w:t>
-        <w:br/>
-        <w:br/>
-        <w:t>Descripción: Información sobre los usuarios del sistema.</w:t>
-        <w:br/>
-        <w:t>Atributos:</w:t>
-        <w:br/>
-        <w:t>ID Usuario: Identificador único del usuario (clave primaria).</w:t>
-        <w:br/>
-        <w:t>Nombre de Usuario: Nombre de usuario para el acceso al sistema.</w:t>
-        <w:br/>
-        <w:t>Nombre Completo: Nombre completo del usuario.</w:t>
-        <w:br/>
-        <w:t>Rol: Rol del usuario en el sistema (administrador, vendedor, encargado de compras).</w:t>
-        <w:br/>
-        <w:t>Contraseña: Contraseña para acceder al sistema (almacenada de forma segura).</w:t>
-        <w:br/>
-        <w:t>Estado del Usuario: Estado del usuario (activo, inactivo).</w:t>
-        <w:br/>
-        <w:t>Palabras Clave: Acceso, rol de usuario, contraseñas, gestión de usuarios.</w:t>
+        <w:t>8.8. Talonarios (Documentos Fiscales):</w:t>
+        <w:br/>
+        <w:br/>
+        <w:t>Descripción: Talonarios timbrados habilitados por la SET para emitir comprobantes, con su rango de numeración por establecimiento y punto de expedición, asociados a una caja.</w:t>
+        <w:br/>
+        <w:t>Atributos clave: tipo de comprobante, timbrado, establecimiento, punto de expedición, numeración desde/hasta, fecha de vigencia y estado (activo).</w:t>
+        <w:br/>
+        <w:t>Tablas: TALONARIOS, CAJA_CONF, OFICINAS.</w:t>
+        <w:br/>
+        <w:br/>
+        <w:t>8.9. Seguridad (Usuarios, Roles y Privilegios):</w:t>
+        <w:br/>
+        <w:br/>
+        <w:t>Descripción: Empleados que acceden al sistema, los roles que se les asignan y los privilegios que cada rol habilita sobre los módulos.</w:t>
+        <w:br/>
+        <w:t>Atributos clave: usuario, nombre completo, contraseña (almacenada de forma segura), estado (activo/inactivo), rol asignado y privilegios del rol.</w:t>
+        <w:br/>
+        <w:t>Tablas: EMPLEADOS, ROLES, PRIVILEGIOS, EMPLEADOS_ROLES, ROLES_PRIVILEGIOS.</w:t>
       </w:r>
     </w:p>
     <w:p>
@@ -3800,17 +3758,7 @@
           <w:szCs w:val="22"/>
           <w:lang w:val="es-ES_tradnl"/>
         </w:rPr>
-        <w:t xml:space="preserve"> </w:t>
-      </w:r>
-      <w:r>
-        <w:rPr>
-          <w:rFonts w:cs="Arial" w:ascii="Arial" w:hAnsi="Arial"/>
-          <w:b/>
-          <w:sz w:val="22"/>
-          <w:szCs w:val="22"/>
-          <w:lang w:val="es-ES_tradnl"/>
-        </w:rPr>
-        <w:t>9. RECURSOS NECESARIOS.</w:t>
+        <w:t xml:space="preserve"> 9. RECURSOS NECESARIOS.</w:t>
       </w:r>
     </w:p>
     <w:p>
@@ -3969,7 +3917,7 @@
         <w:br/>
         <w:t>Requisitos:</w:t>
         <w:br/>
-        <w:t>Acceso a Oracle APEX a través de un navegador web, gestionado por Oracle Cloud.</w:t>
+        <w:t>Oracle APEX 24.2, ejecutado sobre Oracle Cloud y accedido a través de un navegador web.</w:t>
         <w:br/>
         <w:t>Base de Datos:</w:t>
         <w:br/>
@@ -3978,7 +3926,7 @@
         <w:br/>
         <w:t>Requisitos:</w:t>
         <w:br/>
-        <w:t>Oracle Database 19c o superior, gestionado en la nube de Oracle.</w:t>
+        <w:t>Oracle Autonomous Database 23ai, con conexión segura mediante wallet SSL, gestionada en la nube de Oracle.</w:t>
         <w:br/>
         <w:t>Software de Desarrollo:</w:t>
         <w:br/>
@@ -3987,7 +3935,7 @@
         <w:br/>
         <w:t>Requisitos:</w:t>
         <w:br/>
-        <w:t>Oracle SQL Developer o cualquier IDE compatible con Oracle APEX para el desarrollo y gestión de la base de datos.</w:t>
+        <w:t>Entorno de desarrollo de Oracle APEX (App Builder) y Oracle SQLcl o SQL Developer para la gestión de la base de datos.</w:t>
         <w:br/>
         <w:t>Navegador Web:</w:t>
         <w:br/>
@@ -4088,17 +4036,7 @@
           <w:szCs w:val="22"/>
           <w:lang w:val="es-ES_tradnl"/>
         </w:rPr>
-        <w:t xml:space="preserve">     </w:t>
-      </w:r>
-      <w:r>
-        <w:rPr>
-          <w:rFonts w:cs="Arial" w:ascii="Arial" w:hAnsi="Arial"/>
-          <w:b/>
-          <w:sz w:val="22"/>
-          <w:szCs w:val="22"/>
-          <w:lang w:val="es-ES_tradnl"/>
-        </w:rPr>
-        <w:t>10.  TÉRM</w:t>
+        <w:t xml:space="preserve">     10.  TÉRM</w:t>
       </w:r>
       <w:bookmarkStart w:id="0" w:name="_GoBack"/>
       <w:bookmarkEnd w:id="0"/>
@@ -4378,7 +4316,7 @@
                 <w:szCs w:val="22"/>
                 <w:lang w:val="es-ES_tradnl"/>
               </w:rPr>
-              <w:t>NOMBRE DEL SISTEMA: Sole Sistema Gestion Empresarial</w:t>
+              <w:t>NOMBRE DEL SISTEMA: Sole – Sistema de Gestión Empresarial</w:t>
             </w:r>
           </w:p>
           <w:p>
@@ -4439,7 +4377,7 @@
                 <w:szCs w:val="22"/>
                 <w:lang w:val="es-ES_tradnl"/>
               </w:rPr>
-              <w:t>NOMBRE DE LA ETAPA:</w:t>
+              <w:t>NOMBRE DE LA ETAPA: Anteproyecto (Proyecto I)</w:t>
             </w:r>
           </w:p>
           <w:p>
@@ -4500,7 +4438,7 @@
                 <w:szCs w:val="22"/>
                 <w:lang w:val="es-ES_tradnl"/>
               </w:rPr>
-              <w:t>ÓRGANO USUARIO :</w:t>
+              <w:t>ÓRGANO USUARIO : Facultad Politécnica – UNA</w:t>
             </w:r>
           </w:p>
           <w:p>
@@ -4778,61 +4716,7 @@
                 <w:szCs w:val="22"/>
                 <w:lang w:val="es-ES_tradnl"/>
               </w:rPr>
-              <w:t>28</w:t>
-            </w:r>
-            <w:r>
-              <w:rPr>
-                <w:rFonts w:cs="Arial" w:ascii="Arial" w:hAnsi="Arial"/>
-                <w:sz w:val="22"/>
-                <w:szCs w:val="22"/>
-                <w:lang w:val="es-ES_tradnl"/>
-              </w:rPr>
-              <w:t xml:space="preserve">, de </w:t>
-            </w:r>
-            <w:r>
-              <w:rPr>
-                <w:rFonts w:cs="Arial" w:ascii="Arial" w:hAnsi="Arial"/>
-                <w:sz w:val="22"/>
-                <w:szCs w:val="22"/>
-                <w:lang w:val="es-ES_tradnl"/>
-              </w:rPr>
-              <w:t xml:space="preserve">Agosto </w:t>
-            </w:r>
-            <w:r>
-              <w:rPr>
-                <w:rFonts w:cs="Arial" w:ascii="Arial" w:hAnsi="Arial"/>
-                <w:sz w:val="22"/>
-                <w:szCs w:val="22"/>
-                <w:lang w:val="es-ES_tradnl"/>
-              </w:rPr>
-              <w:t>de</w:t>
-            </w:r>
-            <w:r>
-              <w:rPr>
-                <w:rFonts w:cs="Arial" w:ascii="Arial" w:hAnsi="Arial"/>
-                <w:sz w:val="22"/>
-                <w:szCs w:val="22"/>
-                <w:lang w:val="es-ES_tradnl"/>
-              </w:rPr>
-              <w:t>l</w:t>
-            </w:r>
-            <w:r>
-              <w:rPr>
-                <w:rFonts w:cs="Arial" w:ascii="Arial" w:hAnsi="Arial"/>
-                <w:sz w:val="22"/>
-                <w:szCs w:val="22"/>
-                <w:lang w:val="es-ES_tradnl"/>
-              </w:rPr>
-              <w:t xml:space="preserve"> 202</w:t>
-            </w:r>
-            <w:r>
-              <w:rPr>
-                <w:rFonts w:cs="Arial" w:ascii="Arial" w:hAnsi="Arial"/>
-                <w:sz w:val="22"/>
-                <w:szCs w:val="22"/>
-                <w:lang w:val="es-ES_tradnl"/>
-              </w:rPr>
-              <w:t>4</w:t>
+              <w:t>Asunción, Enero de 2026</w:t>
             </w:r>
           </w:p>
           <w:p>
@@ -5016,16 +4900,7 @@
                 <w:szCs w:val="22"/>
                 <w:lang w:val="es-ES_tradnl"/>
               </w:rPr>
-              <w:t xml:space="preserve">              </w:t>
-            </w:r>
-            <w:r>
-              <w:rPr>
-                <w:rFonts w:cs="Arial" w:ascii="Arial" w:hAnsi="Arial"/>
-                <w:sz w:val="22"/>
-                <w:szCs w:val="22"/>
-                <w:lang w:val="es-ES_tradnl"/>
-              </w:rPr>
-              <w:t>Profesor</w:t>
+              <w:t xml:space="preserve">              Profesor</w:t>
             </w:r>
           </w:p>
           <w:p>
